--- a/docs/РУКОВОДСТВО.docx
+++ b/docs/РУКОВОДСТВО.docx
@@ -289,6 +289,361 @@
       </w:r>
       <w:r>
         <w:t>.</w:t>
+      </w:r>
+    </w:p>
+    <w:p>
+      <w:pPr>
+        <w:pStyle w:val="Heading2"/>
+      </w:pPr>
+      <w:r>
+        <w:t>2.1. Установка копированием</w:t>
+      </w:r>
+    </w:p>
+    <w:p>
+      <w:r>
+        <w:t>Установка не требуется: программа работает из своей папки и ничего не пишет за</w:t>
+      </w:r>
+    </w:p>
+    <w:p>
+      <w:r>
+        <w:t>её пределы. Порядок действий:</w:t>
+      </w:r>
+    </w:p>
+    <w:p>
+      <w:pPr>
+        <w:pStyle w:val="ListNumber"/>
+      </w:pPr>
+      <w:r>
+        <w:rPr>
+          <w:b/>
+        </w:rPr>
+        <w:t>Скачайте</w:t>
+      </w:r>
+      <w:r>
+        <w:t xml:space="preserve"> файл </w:t>
+      </w:r>
+      <w:r>
+        <w:rPr>
+          <w:rFonts w:ascii="Consolas" w:hAnsi="Consolas"/>
+          <w:color w:val="224488"/>
+          <w:sz w:val="19"/>
+        </w:rPr>
+        <w:t>spanverify.exe</w:t>
+      </w:r>
+      <w:r>
+        <w:t xml:space="preserve"> (или </w:t>
+      </w:r>
+      <w:r>
+        <w:rPr>
+          <w:rFonts w:ascii="Consolas" w:hAnsi="Consolas"/>
+          <w:color w:val="224488"/>
+          <w:sz w:val="19"/>
+        </w:rPr>
+        <w:t>spanverify-win.zip</w:t>
+      </w:r>
+      <w:r>
+        <w:t>, или</w:t>
+      </w:r>
+    </w:p>
+    <w:p>
+      <w:r>
+        <w:t xml:space="preserve">   </w:t>
+      </w:r>
+      <w:r>
+        <w:rPr>
+          <w:rFonts w:ascii="Consolas" w:hAnsi="Consolas"/>
+          <w:color w:val="224488"/>
+          <w:sz w:val="19"/>
+        </w:rPr>
+        <w:t>spanverify.pyz</w:t>
+      </w:r>
+      <w:r>
+        <w:t xml:space="preserve">) и </w:t>
+      </w:r>
+      <w:r>
+        <w:rPr>
+          <w:rFonts w:ascii="Consolas" w:hAnsi="Consolas"/>
+          <w:color w:val="224488"/>
+          <w:sz w:val="19"/>
+        </w:rPr>
+        <w:t>SHA256SUMS.txt</w:t>
+      </w:r>
+      <w:r>
+        <w:t xml:space="preserve"> со страницы релизов.</w:t>
+      </w:r>
+    </w:p>
+    <w:p>
+      <w:pPr>
+        <w:pStyle w:val="ListNumber"/>
+      </w:pPr>
+      <w:r>
+        <w:rPr>
+          <w:b/>
+        </w:rPr>
+        <w:t>Проверьте контрольную сумму</w:t>
+      </w:r>
+      <w:r>
+        <w:t xml:space="preserve"> файла перед первым запуском:</w:t>
+      </w:r>
+    </w:p>
+    <w:p>
+      <w:r>
+        <w:t xml:space="preserve">   ```powershell</w:t>
+      </w:r>
+    </w:p>
+    <w:p>
+      <w:r>
+        <w:t xml:space="preserve">   Get-FileHash .spanverify.exe -Algorithm SHA256</w:t>
+      </w:r>
+    </w:p>
+    <w:p>
+      <w:r>
+        <w:t xml:space="preserve">   ```</w:t>
+      </w:r>
+    </w:p>
+    <w:p>
+      <w:r>
+        <w:t xml:space="preserve">   В репозитории для этой же цели есть скрипт:</w:t>
+      </w:r>
+    </w:p>
+    <w:p>
+      <w:r>
+        <w:t xml:space="preserve">   ```</w:t>
+      </w:r>
+    </w:p>
+    <w:p>
+      <w:r>
+        <w:t xml:space="preserve">   python scripts/verify_checksum.py spanverify.exe</w:t>
+      </w:r>
+    </w:p>
+    <w:p>
+      <w:r>
+        <w:t xml:space="preserve">   ```</w:t>
+      </w:r>
+    </w:p>
+    <w:p>
+      <w:pPr>
+        <w:pStyle w:val="ListNumber"/>
+      </w:pPr>
+      <w:r>
+        <w:t xml:space="preserve">Положите файл в отдельную папку, например </w:t>
+      </w:r>
+      <w:r>
+        <w:rPr>
+          <w:rFonts w:ascii="Consolas" w:hAnsi="Consolas"/>
+          <w:color w:val="224488"/>
+          <w:sz w:val="19"/>
+        </w:rPr>
+        <w:t>C:\SpanVerify</w:t>
+      </w:r>
+      <w:r>
+        <w:t>, и запустите.</w:t>
+      </w:r>
+    </w:p>
+    <w:p>
+      <w:r>
+        <w:t xml:space="preserve">   Реестр Windows не изменяется, службы не регистрируются, установщик не нужен.</w:t>
+      </w:r>
+    </w:p>
+    <w:p>
+      <w:pPr>
+        <w:pStyle w:val="ListNumber"/>
+      </w:pPr>
+      <w:r>
+        <w:t xml:space="preserve">Папку можно </w:t>
+      </w:r>
+      <w:r>
+        <w:rPr>
+          <w:b/>
+        </w:rPr>
+        <w:t>скопировать на другую машину целиком</w:t>
+      </w:r>
+      <w:r>
+        <w:t xml:space="preserve"> — программа продолжит</w:t>
+      </w:r>
+    </w:p>
+    <w:p>
+      <w:r>
+        <w:t xml:space="preserve">   работать; для проверки переноса сверьте сумму копии с </w:t>
+      </w:r>
+      <w:r>
+        <w:rPr>
+          <w:rFonts w:ascii="Consolas" w:hAnsi="Consolas"/>
+          <w:color w:val="224488"/>
+          <w:sz w:val="19"/>
+        </w:rPr>
+        <w:t>SHA256SUMS.txt</w:t>
+      </w:r>
+      <w:r>
+        <w:t>.</w:t>
+      </w:r>
+    </w:p>
+    <w:p>
+      <w:r>
+        <w:t>Если сумма не совпала — файл повреждён или подменён, запускать нельзя.</w:t>
+      </w:r>
+    </w:p>
+    <w:p>
+      <w:pPr>
+        <w:pStyle w:val="Heading2"/>
+      </w:pPr>
+      <w:r>
+        <w:t>2.2. Обновление версии</w:t>
+      </w:r>
+    </w:p>
+    <w:p>
+      <w:r>
+        <w:t xml:space="preserve">Обновление выполняется </w:t>
+      </w:r>
+      <w:r>
+        <w:rPr>
+          <w:b/>
+        </w:rPr>
+        <w:t>заменой целиком</w:t>
+      </w:r>
+      <w:r>
+        <w:t>:</w:t>
+      </w:r>
+    </w:p>
+    <w:p>
+      <w:pPr>
+        <w:pStyle w:val="ListNumber"/>
+      </w:pPr>
+      <w:r>
+        <w:t xml:space="preserve">Сохраните </w:t>
+      </w:r>
+      <w:r>
+        <w:rPr>
+          <w:b/>
+        </w:rPr>
+        <w:t>предыдущую версию</w:t>
+      </w:r>
+      <w:r>
+        <w:t xml:space="preserve">: переименуйте папку </w:t>
+      </w:r>
+      <w:r>
+        <w:rPr>
+          <w:rFonts w:ascii="Consolas" w:hAnsi="Consolas"/>
+          <w:color w:val="224488"/>
+          <w:sz w:val="19"/>
+        </w:rPr>
+        <w:t>C:\SpanVerify</w:t>
+      </w:r>
+      <w:r>
+        <w:t xml:space="preserve"> в</w:t>
+      </w:r>
+    </w:p>
+    <w:p>
+      <w:r>
+        <w:t xml:space="preserve">   </w:t>
+      </w:r>
+      <w:r>
+        <w:rPr>
+          <w:rFonts w:ascii="Consolas" w:hAnsi="Consolas"/>
+          <w:color w:val="224488"/>
+          <w:sz w:val="19"/>
+        </w:rPr>
+        <w:t>C:\SpanVerify-old</w:t>
+      </w:r>
+      <w:r>
+        <w:t xml:space="preserve"> (или скопируйте её). Предыдущая версия нужна на случай</w:t>
+      </w:r>
+    </w:p>
+    <w:p>
+      <w:r>
+        <w:t xml:space="preserve">   отката, поэтому удалять её сразу не следует.</w:t>
+      </w:r>
+    </w:p>
+    <w:p>
+      <w:pPr>
+        <w:pStyle w:val="ListNumber"/>
+      </w:pPr>
+      <w:r>
+        <w:t xml:space="preserve">Скачайте новый файл и </w:t>
+      </w:r>
+      <w:r>
+        <w:rPr>
+          <w:rFonts w:ascii="Consolas" w:hAnsi="Consolas"/>
+          <w:color w:val="224488"/>
+          <w:sz w:val="19"/>
+        </w:rPr>
+        <w:t>SHA256SUMS.txt</w:t>
+      </w:r>
+      <w:r>
+        <w:t>, проверьте сумму (см. 2.1).</w:t>
+      </w:r>
+    </w:p>
+    <w:p>
+      <w:pPr>
+        <w:pStyle w:val="ListNumber"/>
+      </w:pPr>
+      <w:r>
+        <w:t>Распакуйте (при необходимости) и замените папку новой целиком — не</w:t>
+      </w:r>
+    </w:p>
+    <w:p>
+      <w:r>
+        <w:t xml:space="preserve">   копируйте новые файлы поверх старых по частям.</w:t>
+      </w:r>
+    </w:p>
+    <w:p>
+      <w:pPr>
+        <w:pStyle w:val="ListNumber"/>
+      </w:pPr>
+      <w:r>
+        <w:t>Запустите программу, обновите страницу в браузере (Ctrl+F5) и убедитесь, что</w:t>
+      </w:r>
+    </w:p>
+    <w:p>
+      <w:r>
+        <w:t xml:space="preserve">   в шапке изменился номер версии.</w:t>
+      </w:r>
+    </w:p>
+    <w:p>
+      <w:pPr>
+        <w:pStyle w:val="ListNumber"/>
+      </w:pPr>
+      <w:r>
+        <w:t xml:space="preserve">Если что-то не работает, верните прежнюю папку на место: </w:t>
+      </w:r>
+      <w:r>
+        <w:rPr>
+          <w:rFonts w:ascii="Consolas" w:hAnsi="Consolas"/>
+          <w:color w:val="224488"/>
+          <w:sz w:val="19"/>
+        </w:rPr>
+        <w:t>C:\SpanVerify-old</w:t>
+      </w:r>
+    </w:p>
+    <w:p>
+      <w:r>
+        <w:t xml:space="preserve">   → </w:t>
+      </w:r>
+      <w:r>
+        <w:rPr>
+          <w:rFonts w:ascii="Consolas" w:hAnsi="Consolas"/>
+          <w:color w:val="224488"/>
+          <w:sz w:val="19"/>
+        </w:rPr>
+        <w:t>C:\SpanVerify</w:t>
+      </w:r>
+      <w:r>
+        <w:t>.</w:t>
+      </w:r>
+    </w:p>
+    <w:p>
+      <w:r>
+        <w:t>Настройки и словари пользователя хранятся внутри папки программы, поэтому при</w:t>
+      </w:r>
+    </w:p>
+    <w:p>
+      <w:r>
+        <w:t>замене папки целиком переносить их отдельно не нужно — перенесите только те</w:t>
+      </w:r>
+    </w:p>
+    <w:p>
+      <w:r>
+        <w:t>файлы, которые вы редактировали вручную.</w:t>
       </w:r>
     </w:p>
     <w:p>
